--- a/submissions/Stanley_Okafor_COMP2154_Kanban_Backlog.docx
+++ b/submissions/Stanley_Okafor_COMP2154_Kanban_Backlog.docx
@@ -18,7 +18,7 @@
         <w:spacing w:after="120" w:before="240"/>
       </w:pPr>
       <w:r>
-        <w:t xml:space="preserve">Backlog</w:t>
+        <w:t xml:space="preserve">Backlog (Future Work)</w:t>
       </w:r>
     </w:p>
     <w:p/>
@@ -43,43 +43,43 @@
         </w:numPr>
       </w:pPr>
       <w:r>
-        <w:t xml:space="preserve">Add edit and delete controls in the frontend dashboard</w:t>
-      </w:r>
-    </w:p>
-    <w:p>
-      <w:pPr>
-        <w:pStyle w:val="ListParagraph"/>
-        <w:numPr>
-          <w:ilvl w:val="0"/>
-          <w:numId w:val="1"/>
-        </w:numPr>
-      </w:pPr>
-      <w:r>
-        <w:t xml:space="preserve">Add application filtering and sorting UI</w:t>
-      </w:r>
-    </w:p>
-    <w:p>
-      <w:pPr>
-        <w:pStyle w:val="ListParagraph"/>
-        <w:numPr>
-          <w:ilvl w:val="0"/>
-          <w:numId w:val="1"/>
-        </w:numPr>
-      </w:pPr>
-      <w:r>
-        <w:t xml:space="preserve">Add test automation for auth and applications API</w:t>
-      </w:r>
-    </w:p>
-    <w:p>
-      <w:pPr>
-        <w:pStyle w:val="ListParagraph"/>
-        <w:numPr>
-          <w:ilvl w:val="0"/>
-          <w:numId w:val="1"/>
-        </w:numPr>
-      </w:pPr>
-      <w:r>
-        <w:t xml:space="preserve">Add deployment configuration for Render and Vercel</w:t>
+        <w:t xml:space="preserve">Add password strength validation</w:t>
+      </w:r>
+    </w:p>
+    <w:p>
+      <w:pPr>
+        <w:pStyle w:val="ListParagraph"/>
+        <w:numPr>
+          <w:ilvl w:val="0"/>
+          <w:numId w:val="1"/>
+        </w:numPr>
+      </w:pPr>
+      <w:r>
+        <w:t xml:space="preserve">Add forgot password / password reset flow</w:t>
+      </w:r>
+    </w:p>
+    <w:p>
+      <w:pPr>
+        <w:pStyle w:val="ListParagraph"/>
+        <w:numPr>
+          <w:ilvl w:val="0"/>
+          <w:numId w:val="1"/>
+        </w:numPr>
+      </w:pPr>
+      <w:r>
+        <w:t xml:space="preserve">Add email reminder notifications</w:t>
+      </w:r>
+    </w:p>
+    <w:p>
+      <w:pPr>
+        <w:pStyle w:val="ListParagraph"/>
+        <w:numPr>
+          <w:ilvl w:val="0"/>
+          <w:numId w:val="1"/>
+        </w:numPr>
+      </w:pPr>
+      <w:r>
+        <w:t xml:space="preserve">Add export and reporting support</w:t>
       </w:r>
     </w:p>
     <w:p/>
@@ -102,76 +102,7 @@
         </w:numPr>
       </w:pPr>
       <w:r>
-        <w:t xml:space="preserve">Install backend dependencies</w:t>
-      </w:r>
-    </w:p>
-    <w:p>
-      <w:pPr>
-        <w:pStyle w:val="ListParagraph"/>
-        <w:numPr>
-          <w:ilvl w:val="0"/>
-          <w:numId w:val="1"/>
-        </w:numPr>
-      </w:pPr>
-      <w:r>
-        <w:t xml:space="preserve">Install frontend dependencies</w:t>
-      </w:r>
-    </w:p>
-    <w:p>
-      <w:pPr>
-        <w:pStyle w:val="ListParagraph"/>
-        <w:numPr>
-          <w:ilvl w:val="0"/>
-          <w:numId w:val="1"/>
-        </w:numPr>
-      </w:pPr>
-      <w:r>
-        <w:t xml:space="preserve">Create </w:t>
-      </w:r>
-      <w:r>
-        <w:rPr>
-          <w:rFonts w:ascii="Consolas" w:cs="Consolas" w:eastAsia="Consolas" w:hAnsi="Consolas"/>
-        </w:rPr>
-        <w:t xml:space="preserve">.env</w:t>
-      </w:r>
-      <w:r>
-        <w:t xml:space="preserve"> from </w:t>
-      </w:r>
-      <w:r>
-        <w:rPr>
-          <w:rFonts w:ascii="Consolas" w:cs="Consolas" w:eastAsia="Consolas" w:hAnsi="Consolas"/>
-        </w:rPr>
-        <w:t xml:space="preserve">.env.example</w:t>
-      </w:r>
-    </w:p>
-    <w:p>
-      <w:pPr>
-        <w:pStyle w:val="ListParagraph"/>
-        <w:numPr>
-          <w:ilvl w:val="0"/>
-          <w:numId w:val="1"/>
-        </w:numPr>
-      </w:pPr>
-      <w:r>
-        <w:t xml:space="preserve">Run backend and validate </w:t>
-      </w:r>
-      <w:r>
-        <w:rPr>
-          <w:rFonts w:ascii="Consolas" w:cs="Consolas" w:eastAsia="Consolas" w:hAnsi="Consolas"/>
-        </w:rPr>
-        <w:t xml:space="preserve">/health</w:t>
-      </w:r>
-    </w:p>
-    <w:p>
-      <w:pPr>
-        <w:pStyle w:val="ListParagraph"/>
-        <w:numPr>
-          <w:ilvl w:val="0"/>
-          <w:numId w:val="1"/>
-        </w:numPr>
-      </w:pPr>
-      <w:r>
-        <w:t xml:space="preserve">Register first user and test dashboard workflow</w:t>
+        <w:t xml:space="preserve">(none — all core deliverables complete)</w:t>
       </w:r>
     </w:p>
     <w:p/>
@@ -194,43 +125,7 @@
         </w:numPr>
       </w:pPr>
       <w:r>
-        <w:t xml:space="preserve">Progress Report 2 draft</w:t>
-      </w:r>
-    </w:p>
-    <w:p>
-      <w:pPr>
-        <w:pStyle w:val="ListParagraph"/>
-        <w:numPr>
-          <w:ilvl w:val="0"/>
-          <w:numId w:val="1"/>
-        </w:numPr>
-      </w:pPr>
-      <w:r>
-        <w:t xml:space="preserve">Progress Report 3 draft</w:t>
-      </w:r>
-    </w:p>
-    <w:p>
-      <w:pPr>
-        <w:pStyle w:val="ListParagraph"/>
-        <w:numPr>
-          <w:ilvl w:val="0"/>
-          <w:numId w:val="1"/>
-        </w:numPr>
-      </w:pPr>
-      <w:r>
-        <w:t xml:space="preserve">Test case preparation</w:t>
-      </w:r>
-    </w:p>
-    <w:p>
-      <w:pPr>
-        <w:pStyle w:val="ListParagraph"/>
-        <w:numPr>
-          <w:ilvl w:val="0"/>
-          <w:numId w:val="1"/>
-        </w:numPr>
-      </w:pPr>
-      <w:r>
-        <w:t xml:space="preserve">Defect log setup</w:t>
+        <w:t xml:space="preserve">(none — all progress reports and final report submitted)</w:t>
       </w:r>
     </w:p>
     <w:p/>
@@ -290,6 +185,138 @@
       </w:pPr>
       <w:r>
         <w:t xml:space="preserve">Architecture and testing documents created</w:t>
+      </w:r>
+    </w:p>
+    <w:p>
+      <w:pPr>
+        <w:pStyle w:val="ListParagraph"/>
+        <w:numPr>
+          <w:ilvl w:val="0"/>
+          <w:numId w:val="1"/>
+        </w:numPr>
+      </w:pPr>
+      <w:r>
+        <w:t xml:space="preserve">Edit and delete controls added to frontend dashboard</w:t>
+      </w:r>
+    </w:p>
+    <w:p>
+      <w:pPr>
+        <w:pStyle w:val="ListParagraph"/>
+        <w:numPr>
+          <w:ilvl w:val="0"/>
+          <w:numId w:val="1"/>
+        </w:numPr>
+      </w:pPr>
+      <w:r>
+        <w:t xml:space="preserve">Application filtering and search UI added</w:t>
+      </w:r>
+    </w:p>
+    <w:p>
+      <w:pPr>
+        <w:pStyle w:val="ListParagraph"/>
+        <w:numPr>
+          <w:ilvl w:val="0"/>
+          <w:numId w:val="1"/>
+        </w:numPr>
+      </w:pPr>
+      <w:r>
+        <w:t xml:space="preserve">Test automation implemented with Jest and Supertest (17 cases, 100% pass rate)</w:t>
+      </w:r>
+    </w:p>
+    <w:p>
+      <w:pPr>
+        <w:pStyle w:val="ListParagraph"/>
+        <w:numPr>
+          <w:ilvl w:val="0"/>
+          <w:numId w:val="1"/>
+        </w:numPr>
+      </w:pPr>
+      <w:r>
+        <w:t xml:space="preserve">Critical security defects resolved (bcrypt, await fix)</w:t>
+      </w:r>
+    </w:p>
+    <w:p>
+      <w:pPr>
+        <w:pStyle w:val="ListParagraph"/>
+        <w:numPr>
+          <w:ilvl w:val="0"/>
+          <w:numId w:val="1"/>
+        </w:numPr>
+      </w:pPr>
+      <w:r>
+        <w:t xml:space="preserve">Deployment configuration added (Docker, Render)</w:t>
+      </w:r>
+    </w:p>
+    <w:p>
+      <w:pPr>
+        <w:pStyle w:val="ListParagraph"/>
+        <w:numPr>
+          <w:ilvl w:val="0"/>
+          <w:numId w:val="1"/>
+        </w:numPr>
+      </w:pPr>
+      <w:r>
+        <w:t xml:space="preserve">Progress Report 1 — submitted</w:t>
+      </w:r>
+    </w:p>
+    <w:p>
+      <w:pPr>
+        <w:pStyle w:val="ListParagraph"/>
+        <w:numPr>
+          <w:ilvl w:val="0"/>
+          <w:numId w:val="1"/>
+        </w:numPr>
+      </w:pPr>
+      <w:r>
+        <w:t xml:space="preserve">Progress Report 2 — submitted</w:t>
+      </w:r>
+    </w:p>
+    <w:p>
+      <w:pPr>
+        <w:pStyle w:val="ListParagraph"/>
+        <w:numPr>
+          <w:ilvl w:val="0"/>
+          <w:numId w:val="1"/>
+        </w:numPr>
+      </w:pPr>
+      <w:r>
+        <w:t xml:space="preserve">Progress Report 3 — submitted</w:t>
+      </w:r>
+    </w:p>
+    <w:p>
+      <w:pPr>
+        <w:pStyle w:val="ListParagraph"/>
+        <w:numPr>
+          <w:ilvl w:val="0"/>
+          <w:numId w:val="1"/>
+        </w:numPr>
+      </w:pPr>
+      <w:r>
+        <w:t xml:space="preserve">Progress Report 4 — submitted</w:t>
+      </w:r>
+    </w:p>
+    <w:p>
+      <w:pPr>
+        <w:pStyle w:val="ListParagraph"/>
+        <w:numPr>
+          <w:ilvl w:val="0"/>
+          <w:numId w:val="1"/>
+        </w:numPr>
+      </w:pPr>
+      <w:r>
+        <w:t xml:space="preserve">Final Report — submitted</w:t>
+      </w:r>
+    </w:p>
+    <w:p>
+      <w:pPr>
+        <w:pStyle w:val="ListParagraph"/>
+        <w:numPr>
+          <w:ilvl w:val="0"/>
+          <w:numId w:val="1"/>
+        </w:numPr>
+      </w:pPr>
+      <w:r>
+        <w:t xml:space="preserve">Final Presentation — prepared and exported</w:t>
       </w:r>
     </w:p>
     <w:p/>
